--- a/1 курс/2 семестр/Информатика/отчет_практика5_5.docx
+++ b/1 курс/2 семестр/Информатика/отчет_практика5_5.docx
@@ -1139,7 +1139,7 @@
           <w14:ligatures w14:val="none"/>
         </w:rPr>
         <w:tab/>
-        <w:t xml:space="preserve"> «_</w:t>
+        <w:t xml:space="preserve"> «</w:t>
       </w:r>
       <w:proofErr w:type="gramStart"/>
       <w:r>
@@ -1151,7 +1151,18 @@
           <w:lang w:eastAsia="ru-RU"/>
           <w14:ligatures w14:val="none"/>
         </w:rPr>
-        <w:t>_»_</w:t>
+        <w:t>1</w:t>
+      </w:r>
+      <w:r>
+        <w:rPr>
+          <w:rFonts w:ascii="Times New Roman" w:eastAsia="Times New Roman" w:hAnsi="Times New Roman" w:cs="Times New Roman"/>
+          <w:color w:val="000000"/>
+          <w:kern w:val="0"/>
+          <w:sz w:val="24"/>
+          <w:lang w:eastAsia="ru-RU"/>
+          <w14:ligatures w14:val="none"/>
+        </w:rPr>
+        <w:t>»_</w:t>
       </w:r>
       <w:proofErr w:type="gramEnd"/>
       <w:r>
@@ -1160,10 +1171,22 @@
           <w:color w:val="000000"/>
           <w:kern w:val="0"/>
           <w:sz w:val="24"/>
-          <w:lang w:eastAsia="ru-RU"/>
-          <w14:ligatures w14:val="none"/>
-        </w:rPr>
-        <w:t>______202</w:t>
+          <w:u w:val="single"/>
+          <w:lang w:eastAsia="ru-RU"/>
+          <w14:ligatures w14:val="none"/>
+        </w:rPr>
+        <w:t>июня</w:t>
+      </w:r>
+      <w:r>
+        <w:rPr>
+          <w:rFonts w:ascii="Times New Roman" w:eastAsia="Times New Roman" w:hAnsi="Times New Roman" w:cs="Times New Roman"/>
+          <w:color w:val="000000"/>
+          <w:kern w:val="0"/>
+          <w:sz w:val="24"/>
+          <w:lang w:eastAsia="ru-RU"/>
+          <w14:ligatures w14:val="none"/>
+        </w:rPr>
+        <w:t>_202</w:t>
       </w:r>
       <w:r>
         <w:rPr>
@@ -1236,7 +1259,7 @@
           <w14:ligatures w14:val="none"/>
         </w:rPr>
         <w:tab/>
-        <w:t>«_</w:t>
+        <w:t>«</w:t>
       </w:r>
       <w:proofErr w:type="gramStart"/>
       <w:r>
@@ -1248,7 +1271,18 @@
           <w:lang w:eastAsia="ru-RU"/>
           <w14:ligatures w14:val="none"/>
         </w:rPr>
-        <w:t>_»_</w:t>
+        <w:t>1</w:t>
+      </w:r>
+      <w:r>
+        <w:rPr>
+          <w:rFonts w:ascii="Times New Roman" w:eastAsia="Times New Roman" w:hAnsi="Times New Roman" w:cs="Times New Roman"/>
+          <w:color w:val="000000"/>
+          <w:kern w:val="0"/>
+          <w:sz w:val="24"/>
+          <w:lang w:eastAsia="ru-RU"/>
+          <w14:ligatures w14:val="none"/>
+        </w:rPr>
+        <w:t>»_</w:t>
       </w:r>
       <w:proofErr w:type="gramEnd"/>
       <w:r>
@@ -1257,10 +1291,22 @@
           <w:color w:val="000000"/>
           <w:kern w:val="0"/>
           <w:sz w:val="24"/>
-          <w:lang w:eastAsia="ru-RU"/>
-          <w14:ligatures w14:val="none"/>
-        </w:rPr>
-        <w:t>______202</w:t>
+          <w:u w:val="single"/>
+          <w:lang w:eastAsia="ru-RU"/>
+          <w14:ligatures w14:val="none"/>
+        </w:rPr>
+        <w:t>июня</w:t>
+      </w:r>
+      <w:r>
+        <w:rPr>
+          <w:rFonts w:ascii="Times New Roman" w:eastAsia="Times New Roman" w:hAnsi="Times New Roman" w:cs="Times New Roman"/>
+          <w:color w:val="000000"/>
+          <w:kern w:val="0"/>
+          <w:sz w:val="24"/>
+          <w:lang w:eastAsia="ru-RU"/>
+          <w14:ligatures w14:val="none"/>
+        </w:rPr>
+        <w:t>_202</w:t>
       </w:r>
       <w:r>
         <w:rPr>
@@ -1495,29 +1541,7 @@
           <w:lang w:eastAsia="ru-RU"/>
           <w14:ligatures w14:val="none"/>
         </w:rPr>
-        <w:t>«</w:t>
-      </w:r>
-      <w:r>
-        <w:rPr>
-          <w:rFonts w:ascii="Times New Roman" w:eastAsia="Times New Roman" w:hAnsi="Times New Roman" w:cs="Times New Roman"/>
-          <w:color w:val="000000"/>
-          <w:kern w:val="0"/>
-          <w:sz w:val="24"/>
-          <w:lang w:eastAsia="ru-RU"/>
-          <w14:ligatures w14:val="none"/>
-        </w:rPr>
-        <w:t>Шифрование данных методами перестановки и подстановки</w:t>
-      </w:r>
-      <w:r>
-        <w:rPr>
-          <w:rFonts w:ascii="Times New Roman" w:eastAsia="Times New Roman" w:hAnsi="Times New Roman" w:cs="Times New Roman"/>
-          <w:color w:val="000000"/>
-          <w:kern w:val="0"/>
-          <w:sz w:val="24"/>
-          <w:lang w:eastAsia="ru-RU"/>
-          <w14:ligatures w14:val="none"/>
-        </w:rPr>
-        <w:t>»</w:t>
+        <w:t>«Шифрование данных методами перестановки и подстановки»</w:t>
       </w:r>
     </w:p>
     <w:p>
@@ -1759,7 +1783,7 @@
           <w:color w:val="000000"/>
           <w:kern w:val="0"/>
           <w:sz w:val="24"/>
-          <w:lang w:val="en-US" w:eastAsia="ru-RU"/>
+          <w:lang w:eastAsia="ru-RU"/>
           <w14:ligatures w14:val="none"/>
         </w:rPr>
       </w:pPr>
@@ -1805,29 +1829,7 @@
           <w:lang w:eastAsia="ru-RU"/>
           <w14:ligatures w14:val="none"/>
         </w:rPr>
-        <w:t>“</w:t>
-      </w:r>
-      <w:r>
-        <w:rPr>
-          <w:rFonts w:ascii="Times New Roman" w:eastAsia="Times New Roman" w:hAnsi="Times New Roman" w:cs="Times New Roman"/>
-          <w:color w:val="000000"/>
-          <w:kern w:val="0"/>
-          <w:sz w:val="24"/>
-          <w:lang w:eastAsia="ru-RU"/>
-          <w14:ligatures w14:val="none"/>
-        </w:rPr>
-        <w:t>Мне не нравится</w:t>
-      </w:r>
-      <w:r>
-        <w:rPr>
-          <w:rFonts w:ascii="Times New Roman" w:eastAsia="Times New Roman" w:hAnsi="Times New Roman" w:cs="Times New Roman"/>
-          <w:color w:val="000000"/>
-          <w:kern w:val="0"/>
-          <w:sz w:val="24"/>
-          <w:lang w:eastAsia="ru-RU"/>
-          <w14:ligatures w14:val="none"/>
-        </w:rPr>
-        <w:t xml:space="preserve"> </w:t>
+        <w:t xml:space="preserve">“Мне не нравится </w:t>
       </w:r>
       <w:proofErr w:type="spellStart"/>
       <w:r>
@@ -1864,7 +1866,7 @@
           <w:color w:val="000000"/>
           <w:kern w:val="0"/>
           <w:sz w:val="24"/>
-          <w:lang w:val="en-US" w:eastAsia="ru-RU"/>
+          <w:lang w:eastAsia="ru-RU"/>
           <w14:ligatures w14:val="none"/>
         </w:rPr>
       </w:pPr>
@@ -1901,7 +1903,7 @@
           <w:color w:val="000000"/>
           <w:kern w:val="0"/>
           <w:sz w:val="24"/>
-          <w:lang w:val="en-US" w:eastAsia="ru-RU"/>
+          <w:lang w:eastAsia="ru-RU"/>
           <w14:ligatures w14:val="none"/>
         </w:rPr>
       </w:pPr>
@@ -1927,18 +1929,7 @@
           <w:lang w:eastAsia="ru-RU"/>
           <w14:ligatures w14:val="none"/>
         </w:rPr>
-        <w:t xml:space="preserve"> </w:t>
-      </w:r>
-      <w:r>
-        <w:rPr>
-          <w:rFonts w:ascii="Times New Roman" w:eastAsia="Times New Roman" w:hAnsi="Times New Roman" w:cs="Times New Roman"/>
-          <w:color w:val="000000"/>
-          <w:kern w:val="0"/>
-          <w:sz w:val="24"/>
-          <w:lang w:eastAsia="ru-RU"/>
-          <w14:ligatures w14:val="none"/>
-        </w:rPr>
-        <w:t>КУРИЛОВАНДРЕЙИГОРЕВИЧ</w:t>
+        <w:t xml:space="preserve"> КУРИЛОВАНДРЕЙИГОРЕВИЧ</w:t>
       </w:r>
     </w:p>
     <w:p>
@@ -4533,7 +4524,6 @@
           <w14:ligatures w14:val="none"/>
         </w:rPr>
       </w:pPr>
-      <w:proofErr w:type="spellStart"/>
       <w:r>
         <w:rPr>
           <w:rFonts w:ascii="Times New Roman" w:eastAsia="Times New Roman" w:hAnsi="Times New Roman" w:cs="Times New Roman"/>
@@ -4542,32 +4532,18 @@
           <w:color w:val="000000"/>
           <w:kern w:val="0"/>
           <w:sz w:val="24"/>
-          <w:lang w:val="en-US" w:eastAsia="ru-RU"/>
-          <w14:ligatures w14:val="none"/>
-        </w:rPr>
-        <w:t>Результат</w:t>
-      </w:r>
-      <w:proofErr w:type="spellEnd"/>
-      <w:r>
-        <w:rPr>
-          <w:rFonts w:ascii="Times New Roman" w:eastAsia="Times New Roman" w:hAnsi="Times New Roman" w:cs="Times New Roman"/>
-          <w:b/>
-          <w:bCs/>
-          <w:color w:val="000000"/>
-          <w:kern w:val="0"/>
-          <w:sz w:val="24"/>
-          <w:lang w:val="en-US" w:eastAsia="ru-RU"/>
-          <w14:ligatures w14:val="none"/>
-        </w:rPr>
-        <w:t xml:space="preserve"> (ФИО):</w:t>
-      </w:r>
-      <w:r>
-        <w:rPr>
-          <w:rFonts w:ascii="Times New Roman" w:eastAsia="Times New Roman" w:hAnsi="Times New Roman" w:cs="Times New Roman"/>
-          <w:color w:val="000000"/>
-          <w:kern w:val="0"/>
-          <w:sz w:val="24"/>
-          <w:lang w:val="en-US" w:eastAsia="ru-RU"/>
+          <w:lang w:eastAsia="ru-RU"/>
+          <w14:ligatures w14:val="none"/>
+        </w:rPr>
+        <w:t>Результат (ФИО):</w:t>
+      </w:r>
+      <w:r>
+        <w:rPr>
+          <w:rFonts w:ascii="Times New Roman" w:eastAsia="Times New Roman" w:hAnsi="Times New Roman" w:cs="Times New Roman"/>
+          <w:color w:val="000000"/>
+          <w:kern w:val="0"/>
+          <w:sz w:val="24"/>
+          <w:lang w:eastAsia="ru-RU"/>
           <w14:ligatures w14:val="none"/>
         </w:rPr>
         <w:t xml:space="preserve"> НЦУЛОСЕГРЖУЗМЛЁСУЗЕЛЪ</w:t>
@@ -4690,18 +4666,7 @@
           <w:lang w:eastAsia="ru-RU"/>
           <w14:ligatures w14:val="none"/>
         </w:rPr>
-        <w:t xml:space="preserve"> </w:t>
-      </w:r>
-      <w:r>
-        <w:rPr>
-          <w:rFonts w:ascii="Times New Roman" w:eastAsia="Times New Roman" w:hAnsi="Times New Roman" w:cs="Times New Roman"/>
-          <w:color w:val="000000"/>
-          <w:kern w:val="0"/>
-          <w:sz w:val="24"/>
-          <w:lang w:eastAsia="ru-RU"/>
-          <w14:ligatures w14:val="none"/>
-        </w:rPr>
-        <w:t>Этот метод похож на шифр Цезаря, но вместо фиксированного шага используется числовой ключ. Каждая цифра ключа определяет свой сдвиг для конкретной буквы.</w:t>
+        <w:t xml:space="preserve"> Этот метод похож на шифр Цезаря, но вместо фиксированного шага используется числовой ключ. Каждая цифра ключа определяет свой сдвиг для конкретной буквы.</w:t>
       </w:r>
       <w:r>
         <w:rPr>
@@ -7220,6 +7185,7 @@
   <w:style w:type="character" w:default="1" w:styleId="a5">
     <w:name w:val="Default Paragraph Font"/>
     <w:uiPriority w:val="1"/>
+    <w:semiHidden/>
     <w:unhideWhenUsed/>
   </w:style>
   <w:style w:type="table" w:default="1" w:styleId="a6">
